--- a/documents/JCA/STROBE_checklist_JCA_EN.docx
+++ b/documents/JCA/STROBE_checklist_JCA_EN.docx
@@ -2398,7 +2398,7 @@
               <w:rPr>
                 <w:sz w:val="18"/>
               </w:rPr>
-              <w:t>12–14</w:t>
+              <w:t>12–15</w:t>
             </w:r>
           </w:p>
         </w:tc>
@@ -2470,7 +2470,7 @@
               <w:rPr>
                 <w:sz w:val="18"/>
               </w:rPr>
-              <w:t>12–14</w:t>
+              <w:t>12–15</w:t>
             </w:r>
           </w:p>
         </w:tc>
@@ -2542,7 +2542,7 @@
               <w:rPr>
                 <w:sz w:val="18"/>
               </w:rPr>
-              <w:t>12–14</w:t>
+              <w:t>12–15</w:t>
             </w:r>
           </w:p>
         </w:tc>
@@ -2614,7 +2614,7 @@
               <w:rPr>
                 <w:sz w:val="18"/>
               </w:rPr>
-              <w:t>12–14</w:t>
+              <w:t>12–15</w:t>
             </w:r>
           </w:p>
         </w:tc>

--- a/documents/JCA/STROBE_checklist_JCA_EN.docx
+++ b/documents/JCA/STROBE_checklist_JCA_EN.docx
@@ -2113,7 +2113,7 @@
               <w:rPr>
                 <w:sz w:val="18"/>
               </w:rPr>
-              <w:t>18–19</w:t>
+              <w:t>18</w:t>
             </w:r>
           </w:p>
         </w:tc>
@@ -2398,7 +2398,7 @@
               <w:rPr>
                 <w:sz w:val="18"/>
               </w:rPr>
-              <w:t>12–15</w:t>
+              <w:t>12–14</w:t>
             </w:r>
           </w:p>
         </w:tc>
@@ -2470,7 +2470,7 @@
               <w:rPr>
                 <w:sz w:val="18"/>
               </w:rPr>
-              <w:t>12–15</w:t>
+              <w:t>12–14</w:t>
             </w:r>
           </w:p>
         </w:tc>
@@ -2542,7 +2542,7 @@
               <w:rPr>
                 <w:sz w:val="18"/>
               </w:rPr>
-              <w:t>12–15</w:t>
+              <w:t>12–14</w:t>
             </w:r>
           </w:p>
         </w:tc>
@@ -2614,7 +2614,7 @@
               <w:rPr>
                 <w:sz w:val="18"/>
               </w:rPr>
-              <w:t>12–15</w:t>
+              <w:t>12–14</w:t>
             </w:r>
           </w:p>
         </w:tc>
